--- a/Labs/Lab2_PopulationControl/Lab2_ODE.docx
+++ b/Labs/Lab2_PopulationControl/Lab2_ODE.docx
@@ -29,7 +29,37 @@
         <w:ind w:left="0" w:firstLine="720"/>
       </w:pPr>
       <w:r>
-        <w:t xml:space="preserve">The script for this lab was separated mostly into functions, being called at the end to quickly test and play around with initial conditions to see the behavior of the Lotka-Volterra competition and predator-prey population models, as well as the Lorenz attractor. The functions for each of the three model types were separated into basically a time-step/derivative calculator, a integrator/solver for a given time period, and then a plotting function to display the results. The predator-prey model had an additional plotting function to show a phase diagram, as opposed to the other models which plotted time series. </w:t>
+        <w:t>The script for this lab was separated</w:t>
+      </w:r>
+      <w:r>
+        <w:t xml:space="preserve"> into functions and then they were</w:t>
+      </w:r>
+      <w:r>
+        <w:t xml:space="preserve"> called at the end to quickly test and play around with initial conditions to see the behavior of the Lotka-Volterra competition</w:t>
+      </w:r>
+      <w:r>
+        <w:t xml:space="preserve"> model,</w:t>
+      </w:r>
+      <w:r>
+        <w:t xml:space="preserve"> predator-prey population model, </w:t>
+      </w:r>
+      <w:r>
+        <w:t xml:space="preserve">and </w:t>
+      </w:r>
+      <w:r>
+        <w:t xml:space="preserve">the Lorenz attractor. The functions for each of the three model types were separated into </w:t>
+      </w:r>
+      <w:r>
+        <w:t xml:space="preserve">trhee component functions: </w:t>
+      </w:r>
+      <w:r>
+        <w:t xml:space="preserve">a time-step/derivative calculator, a integrator/solver for a given time period, and then a plotting function to display the results. The predator-prey model had an additional plotting function to show a phase diagram, as opposed to the other models which plotted </w:t>
+      </w:r>
+      <w:r>
+        <w:t xml:space="preserve">a </w:t>
+      </w:r>
+      <w:r>
+        <w:t xml:space="preserve">time series. </w:t>
       </w:r>
     </w:p>
     <w:p>
@@ -64,7 +94,13 @@
         <w:t xml:space="preserve">The integrator functions were divided between Euler’s method and RK45 solvers. </w:t>
       </w:r>
       <w:r>
-        <w:t xml:space="preserve">These functions took the initial conditions, timeseries length, and initial timestep size as required inputs. Both of them returned a timeseries of applicable variable (populations or positions) over a specified period of time as well as a list of the times. </w:t>
+        <w:t>These functions took the initial conditions, timeseries length, and initial timestep size as required inputs.</w:t>
+      </w:r>
+      <w:r>
+        <w:t xml:space="preserve"> Then called the time-step calculator function to find the behavior over time.</w:t>
+      </w:r>
+      <w:r>
+        <w:t xml:space="preserve"> Both of them returned a timeseries of applicable variable (populations or positions) over a specified period of time as well as a list of the times. </w:t>
       </w:r>
     </w:p>
     <w:p>
@@ -77,7 +113,26 @@
         <w:ind w:left="0" w:firstLine="720"/>
       </w:pPr>
       <w:r>
-        <w:t xml:space="preserve">The plotting functions took initial conditions and a timestep size, not returning anything specifically, but plotting the given model integrated over 100 timeunits. Each function had specific titles, axes, etc that matched the integrator and model type. </w:t>
+        <w:t>The plotting functions took initial conditions and a timestep size, not returning anything specifically, but plotting the given model integrated over 100 timeunits.</w:t>
+      </w:r>
+      <w:r>
+        <w:t xml:space="preserve"> These functions called the integrator functions to get the solution before plotting.</w:t>
+      </w:r>
+      <w:r>
+        <w:t xml:space="preserve"> Each function had specific titles, axes, etc that matched the integrator and model type. </w:t>
+      </w:r>
+    </w:p>
+    <w:p>
+      <w:pPr>
+        <w:ind w:left="0" w:firstLine="720"/>
+      </w:pPr>
+    </w:p>
+    <w:p>
+      <w:pPr>
+        <w:ind w:left="0" w:firstLine="720"/>
+      </w:pPr>
+      <w:r>
+        <w:t xml:space="preserve">Since the first question of the homework had set conditions to plot, two functions were made to run a bit of code to plot and show the results of that specific question. The following questions were answered by adjusting the inputs into the plotting functions. </w:t>
       </w:r>
     </w:p>
     <w:p>
@@ -99,27 +154,37 @@
         <w:ind w:firstLine="710"/>
       </w:pPr>
       <w:r>
-        <w:t xml:space="preserve">The validation for this lab was primarily graphical. One function, used to calculate the possible two-species survival state, was tested numerically with known solutions. All the others were shown via output. An example for each is shown and described below in Figures 1, 2, 3, and 4. All show generally what is expected. Figure 1 shows the competition model, both the Euler and RK45 functions work as expected, with error growing toward the end of the timeseries (slight blow up). Increasing the tolerance on the RK45 decreased this blowup, but isn’t really necessary as the steady state is reached (the black lines). We’d expect them to stay there. As for the predator-prey models, we see the timeseries (Figure 2) and the phase diagram (Figure 3). The Euler series has growing error, while the RK45 exibits stationarity (both are expected). Then, the phase diagram (using the RK45) looks as one would expect. Finally, Figure 4 shows the lorenz attractor. At this r-value, we see the </w:t>
-      </w:r>
-      <w:r>
-        <w:t xml:space="preserve">‘textbook’ lorenz attractor, which gives </w:t>
+        <w:t xml:space="preserve">The validation for this lab was primarily graphical. One function, used to calculate the possible two-species survival state, was tested numerically with known solutions. All the others were shown via output. An example for each is shown and described below in Figures 1, 2, 3, and 4. All show generally what is expected. Figure 1 shows the competition model, both the Euler and RK45 functions work as expected, with error growing toward the end of the timeseries (slight blow up). Increasing the tolerance on </w:t>
       </w:r>
       <w:r>
         <w:lastRenderedPageBreak/>
-        <w:t xml:space="preserve">confidence in that the model works. The small perterbations affect this trajectory, which </w:t>
-      </w:r>
+        <w:t xml:space="preserve">the RK45 decreased this blowup, but isn’t really necessary as the steady state is reached (the black lines). We’d expect them to stay there. As for the predator-prey models, we see the timeseries (Figure 2) and the phase diagram (Figure 3). The Euler series has growing error, while the RK45 exibits stationarity (both are expected). Then, the phase diagram (using the RK45) looks as one would expect. Finally, Figure 4 shows the lorenz attractor. At this r-value, we see the </w:t>
+      </w:r>
+      <w:r>
+        <w:t xml:space="preserve">‘textbook’ lorenz attractor, which gives confidence in that the model works. The small perterbations affect this trajectory, which we would expect and further validates the model. </w:t>
+      </w:r>
+    </w:p>
+    <w:p>
+      <w:pPr>
+        <w:keepNext/>
+      </w:pPr>
+    </w:p>
+    <w:p>
+      <w:pPr>
+        <w:keepNext/>
+      </w:pPr>
       <w:r>
         <w:rPr>
           <w:noProof/>
         </w:rPr>
         <w:drawing>
-          <wp:anchor distT="0" distB="0" distL="114300" distR="114300" simplePos="0" relativeHeight="251658240" behindDoc="1" locked="0" layoutInCell="1" allowOverlap="1" wp14:anchorId="7D506DE5" wp14:editId="452DAAFD">
+          <wp:anchor distT="0" distB="0" distL="114300" distR="114300" simplePos="0" relativeHeight="251658240" behindDoc="1" locked="0" layoutInCell="1" allowOverlap="1" wp14:anchorId="7D506DE5" wp14:editId="5D60163C">
             <wp:simplePos x="0" y="0"/>
             <wp:positionH relativeFrom="column">
-              <wp:posOffset>0</wp:posOffset>
+              <wp:posOffset>-143118</wp:posOffset>
             </wp:positionH>
             <wp:positionV relativeFrom="paragraph">
-              <wp:posOffset>398780</wp:posOffset>
+              <wp:posOffset>157903</wp:posOffset>
             </wp:positionV>
             <wp:extent cx="4114800" cy="2468480"/>
             <wp:effectExtent l="0" t="0" r="0" b="0"/>
@@ -176,18 +241,15 @@
           </wp:anchor>
         </w:drawing>
       </w:r>
-      <w:r>
-        <w:t xml:space="preserve">we would expect and further validates the model. </w:t>
-      </w:r>
-    </w:p>
-    <w:p>
-      <w:pPr>
-        <w:keepNext/>
-      </w:pPr>
-    </w:p>
-    <w:p>
-      <w:pPr>
-        <w:keepNext/>
+    </w:p>
+    <w:p>
+      <w:pPr>
+        <w:pStyle w:val="Caption"/>
+      </w:pPr>
+    </w:p>
+    <w:p>
+      <w:pPr>
+        <w:pStyle w:val="Caption"/>
       </w:pPr>
     </w:p>
     <w:p>
@@ -231,20 +293,35 @@
       </w:pPr>
     </w:p>
     <w:p/>
-    <w:p>
+    <w:p/>
+    <w:p>
+      <w:pPr>
+        <w:pStyle w:val="Caption"/>
+      </w:pPr>
+    </w:p>
+    <w:p>
+      <w:pPr>
+        <w:pStyle w:val="Caption"/>
+      </w:pPr>
+    </w:p>
+    <w:p>
+      <w:pPr>
+        <w:pStyle w:val="Caption"/>
+        <w:keepNext/>
+      </w:pPr>
       <w:r>
         <w:rPr>
           <w:noProof/>
           <w:lang w:val="en-US"/>
         </w:rPr>
         <w:drawing>
-          <wp:anchor distT="0" distB="0" distL="114300" distR="114300" simplePos="0" relativeHeight="251659264" behindDoc="1" locked="0" layoutInCell="1" allowOverlap="1" wp14:anchorId="66998E30" wp14:editId="120AD8D9">
+          <wp:anchor distT="0" distB="0" distL="114300" distR="114300" simplePos="0" relativeHeight="251659264" behindDoc="1" locked="0" layoutInCell="1" allowOverlap="1" wp14:anchorId="66998E30" wp14:editId="373EE6AF">
             <wp:simplePos x="0" y="0"/>
             <wp:positionH relativeFrom="column">
-              <wp:posOffset>2134870</wp:posOffset>
+              <wp:posOffset>2388658</wp:posOffset>
             </wp:positionH>
             <wp:positionV relativeFrom="paragraph">
-              <wp:posOffset>302260</wp:posOffset>
+              <wp:posOffset>235585</wp:posOffset>
             </wp:positionV>
             <wp:extent cx="4114800" cy="2468880"/>
             <wp:effectExtent l="0" t="0" r="0" b="0"/>
@@ -315,7 +392,6 @@
     <w:p>
       <w:pPr>
         <w:pStyle w:val="Caption"/>
-        <w:keepNext/>
       </w:pPr>
     </w:p>
     <w:p>
@@ -365,19 +441,25 @@
       <w:pPr>
         <w:pStyle w:val="Caption"/>
       </w:pPr>
+    </w:p>
+    <w:p>
+      <w:pPr>
+        <w:pStyle w:val="Caption"/>
+      </w:pPr>
       <w:r>
         <w:rPr>
           <w:noProof/>
           <w:lang w:val="en-US"/>
         </w:rPr>
+        <w:lastRenderedPageBreak/>
         <w:drawing>
-          <wp:anchor distT="0" distB="0" distL="114300" distR="114300" simplePos="0" relativeHeight="251660288" behindDoc="1" locked="0" layoutInCell="1" allowOverlap="1" wp14:anchorId="1CC2DD50" wp14:editId="5153AC6E">
+          <wp:anchor distT="0" distB="0" distL="114300" distR="114300" simplePos="0" relativeHeight="251660288" behindDoc="1" locked="0" layoutInCell="1" allowOverlap="1" wp14:anchorId="1CC2DD50" wp14:editId="7FF1E11F">
             <wp:simplePos x="0" y="0"/>
             <wp:positionH relativeFrom="column">
-              <wp:posOffset>-421005</wp:posOffset>
+              <wp:posOffset>-573405</wp:posOffset>
             </wp:positionH>
             <wp:positionV relativeFrom="page">
-              <wp:posOffset>6708563</wp:posOffset>
+              <wp:posOffset>1144693</wp:posOffset>
             </wp:positionV>
             <wp:extent cx="4114800" cy="2468880"/>
             <wp:effectExtent l="0" t="0" r="0" b="0"/>
@@ -448,6 +530,22 @@
     <w:p>
       <w:pPr>
         <w:pStyle w:val="Caption"/>
+        <w:ind w:left="0" w:firstLine="0"/>
+      </w:pPr>
+    </w:p>
+    <w:p>
+      <w:pPr>
+        <w:pStyle w:val="Caption"/>
+      </w:pPr>
+    </w:p>
+    <w:p>
+      <w:pPr>
+        <w:pStyle w:val="Caption"/>
+      </w:pPr>
+    </w:p>
+    <w:p>
+      <w:pPr>
+        <w:pStyle w:val="Caption"/>
       </w:pPr>
       <w:r>
         <w:t xml:space="preserve">Figure </w:t>
@@ -500,37 +598,28 @@
     </w:p>
     <w:p>
       <w:pPr>
-        <w:rPr>
-          <w:lang w:val="en-US"/>
-        </w:rPr>
-      </w:pPr>
-    </w:p>
-    <w:p>
-      <w:pPr>
-        <w:rPr>
-          <w:lang w:val="en-US"/>
-        </w:rPr>
-      </w:pPr>
-    </w:p>
-    <w:p>
-      <w:pPr>
-        <w:keepNext/>
+        <w:pStyle w:val="Caption"/>
         <w:jc w:val="right"/>
       </w:pPr>
+    </w:p>
+    <w:p>
+      <w:pPr>
+        <w:pStyle w:val="Caption"/>
+        <w:jc w:val="right"/>
+      </w:pPr>
       <w:r>
         <w:rPr>
           <w:noProof/>
           <w:lang w:val="en-US"/>
         </w:rPr>
-        <w:lastRenderedPageBreak/>
         <w:drawing>
-          <wp:anchor distT="0" distB="0" distL="114300" distR="114300" simplePos="0" relativeHeight="251661312" behindDoc="1" locked="0" layoutInCell="1" allowOverlap="1" wp14:anchorId="401A458E" wp14:editId="57636F78">
+          <wp:anchor distT="0" distB="0" distL="114300" distR="114300" simplePos="0" relativeHeight="251661312" behindDoc="1" locked="0" layoutInCell="1" allowOverlap="1" wp14:anchorId="401A458E" wp14:editId="2B27BB12">
             <wp:simplePos x="0" y="0"/>
             <wp:positionH relativeFrom="column">
               <wp:posOffset>2286000</wp:posOffset>
             </wp:positionH>
             <wp:positionV relativeFrom="paragraph">
-              <wp:posOffset>0</wp:posOffset>
+              <wp:posOffset>77682</wp:posOffset>
             </wp:positionV>
             <wp:extent cx="3657600" cy="2743200"/>
             <wp:effectExtent l="0" t="0" r="0" b="0"/>
@@ -592,24 +681,6 @@
       <w:pPr>
         <w:pStyle w:val="Caption"/>
         <w:jc w:val="right"/>
-      </w:pPr>
-    </w:p>
-    <w:p>
-      <w:pPr>
-        <w:pStyle w:val="Caption"/>
-        <w:jc w:val="right"/>
-      </w:pPr>
-    </w:p>
-    <w:p>
-      <w:pPr>
-        <w:pStyle w:val="Caption"/>
-        <w:jc w:val="right"/>
-      </w:pPr>
-    </w:p>
-    <w:p>
-      <w:pPr>
-        <w:pStyle w:val="Caption"/>
-        <w:jc w:val="right"/>
         <w:rPr>
           <w:lang w:val="en-US"/>
         </w:rPr>
@@ -749,9 +820,9 @@
           <w:lang w:val="en-US"/>
         </w:rPr>
         <w:drawing>
-          <wp:inline distT="0" distB="0" distL="0" distR="0" wp14:anchorId="012FAEF8" wp14:editId="0DD832B5">
-            <wp:extent cx="3402957" cy="2041774"/>
-            <wp:effectExtent l="0" t="0" r="1270" b="3175"/>
+          <wp:inline distT="0" distB="0" distL="0" distR="0" wp14:anchorId="012FAEF8" wp14:editId="05613093">
+            <wp:extent cx="4224867" cy="2534920"/>
+            <wp:effectExtent l="0" t="0" r="4445" b="5080"/>
             <wp:docPr id="1563168854" name="Picture 7" descr="A graph of a graph of a solution&#10;&#10;AI-generated content may be incorrect."/>
             <wp:cNvGraphicFramePr>
               <a:graphicFrameLocks xmlns:a="http://schemas.openxmlformats.org/drawingml/2006/main" noChangeAspect="1"/>
@@ -778,7 +849,7 @@
                   <pic:spPr>
                     <a:xfrm>
                       <a:off x="0" y="0"/>
-                      <a:ext cx="3413107" cy="2047864"/>
+                      <a:ext cx="4251399" cy="2550839"/>
                     </a:xfrm>
                     <a:prstGeom prst="rect">
                       <a:avLst/>
@@ -816,9 +887,9 @@
           <w:lang w:val="en-US"/>
         </w:rPr>
         <w:drawing>
-          <wp:inline distT="0" distB="0" distL="0" distR="0" wp14:anchorId="7002A4EB" wp14:editId="5E9ED181">
-            <wp:extent cx="3715473" cy="2229284"/>
-            <wp:effectExtent l="0" t="0" r="5715" b="6350"/>
+          <wp:inline distT="0" distB="0" distL="0" distR="0" wp14:anchorId="7002A4EB" wp14:editId="271C7652">
+            <wp:extent cx="4341283" cy="2604770"/>
+            <wp:effectExtent l="0" t="0" r="2540" b="0"/>
             <wp:docPr id="529389089" name="Picture 8"/>
             <wp:cNvGraphicFramePr>
               <a:graphicFrameLocks xmlns:a="http://schemas.openxmlformats.org/drawingml/2006/main" noChangeAspect="1"/>
@@ -845,7 +916,7 @@
                   <pic:spPr>
                     <a:xfrm>
                       <a:off x="0" y="0"/>
-                      <a:ext cx="3734127" cy="2240476"/>
+                      <a:ext cx="4378959" cy="2627375"/>
                     </a:xfrm>
                     <a:prstGeom prst="rect">
                       <a:avLst/>
@@ -904,7 +975,14 @@
         <w:rPr>
           <w:lang w:val="en-US"/>
         </w:rPr>
-        <w:t xml:space="preserve"> shows the competition model results. Both perform well in the middle of the time series, equal to the known solution- the black line on the graph. Toward the end, however, both models begin to deviate, with the rk45 blowing up a bit earlier and stronger than the euler method. This is due to the tolerances set when calling the function (the default value allows for this behavior).  As for the predator-prey model in Figure </w:t>
+        <w:t xml:space="preserve"> shows the competition model results. Both perform well in the middle of the time series, equal to the known solution- the black line on the graph. Toward the end, however, both models begin to deviate, with the rk45 blowing up a bit earlier and stronger than the euler method. This </w:t>
+      </w:r>
+      <w:r>
+        <w:rPr>
+          <w:lang w:val="en-US"/>
+        </w:rPr>
+        <w:lastRenderedPageBreak/>
+        <w:t xml:space="preserve">is due to the tolerances set when calling the function (the default value allows for this behavior).  As for the predator-prey model in Figure </w:t>
       </w:r>
       <w:r>
         <w:rPr>
@@ -930,6 +1008,12 @@
         </w:rPr>
         <w:t>The RK45 handles this situation much better.</w:t>
       </w:r>
+      <w:r>
+        <w:rPr>
+          <w:lang w:val="en-US"/>
+        </w:rPr>
+        <w:t xml:space="preserve"> </w:t>
+      </w:r>
     </w:p>
     <w:p>
       <w:pPr>
@@ -942,7 +1026,6 @@
         <w:rPr>
           <w:lang w:val="en-US"/>
         </w:rPr>
-        <w:lastRenderedPageBreak/>
         <w:t xml:space="preserve">Question </w:t>
       </w:r>
       <w:r>
@@ -1055,13 +1138,55 @@
         <w:rPr>
           <w:lang w:val="en-US"/>
         </w:rPr>
-        <w:t xml:space="preserve">initial populations. The graph on the right shows a solution where </w:t>
-      </w:r>
-      <w:r>
-        <w:rPr>
-          <w:lang w:val="en-US"/>
-        </w:rPr>
-        <w:t xml:space="preserve">both species survive, and the right shows a small perterbation that results in one dieing out: </w:t>
+        <w:t xml:space="preserve">initial populations. The graph on the </w:t>
+      </w:r>
+      <w:r>
+        <w:rPr>
+          <w:lang w:val="en-US"/>
+        </w:rPr>
+        <w:t>left</w:t>
+      </w:r>
+      <w:r>
+        <w:rPr>
+          <w:lang w:val="en-US"/>
+        </w:rPr>
+        <w:t xml:space="preserve"> shows a solution where </w:t>
+      </w:r>
+      <w:r>
+        <w:rPr>
+          <w:lang w:val="en-US"/>
+        </w:rPr>
+        <w:t xml:space="preserve">both species survive, and the </w:t>
+      </w:r>
+      <w:r>
+        <w:rPr>
+          <w:lang w:val="en-US"/>
+        </w:rPr>
+        <w:t>right</w:t>
+      </w:r>
+      <w:r>
+        <w:rPr>
+          <w:lang w:val="en-US"/>
+        </w:rPr>
+        <w:t xml:space="preserve"> shows a small perterbation that results in one d</w:t>
+      </w:r>
+      <w:r>
+        <w:rPr>
+          <w:lang w:val="en-US"/>
+        </w:rPr>
+        <w:t>y</w:t>
+      </w:r>
+      <w:r>
+        <w:rPr>
+          <w:lang w:val="en-US"/>
+        </w:rPr>
+        <w:t>ing out</w:t>
+      </w:r>
+      <w:r>
+        <w:rPr>
+          <w:lang w:val="en-US"/>
+        </w:rPr>
+        <w:t xml:space="preserve">. </w:t>
       </w:r>
     </w:p>
     <w:p>
@@ -1236,19 +1361,6 @@
     </w:p>
     <w:p>
       <w:pPr>
-        <w:rPr>
-          <w:lang w:val="en-US"/>
-        </w:rPr>
-      </w:pPr>
-      <w:r>
-        <w:rPr>
-          <w:lang w:val="en-US"/>
-        </w:rPr>
-        <w:t>Adjusting the Coefficient Values</w:t>
-      </w:r>
-    </w:p>
-    <w:p>
-      <w:pPr>
         <w:pStyle w:val="Caption"/>
         <w:keepNext/>
       </w:pPr>
@@ -1274,7 +1386,16 @@
         <w:fldChar w:fldCharType="end"/>
       </w:r>
       <w:r>
-        <w:t>. Phase diagram of predator-prey model with same initial population density, varying the coefficient values.</w:t>
+        <w:t xml:space="preserve">. </w:t>
+      </w:r>
+      <w:r>
+        <w:t xml:space="preserve">Table showing similar conditions with adjusted coefficient values of a Pred-Prey model. </w:t>
+      </w:r>
+      <w:r>
+        <w:t xml:space="preserve">Phase diagram </w:t>
+      </w:r>
+      <w:r>
+        <w:t>and time-series are shown as well.</w:t>
       </w:r>
     </w:p>
     <w:tbl>
@@ -4767,7 +4888,7 @@
 </file>
 
 <file path=customXml/itemProps1.xml><?xml version="1.0" encoding="utf-8"?>
-<ds:datastoreItem xmlns:ds="http://schemas.openxmlformats.org/officeDocument/2006/customXml" ds:itemID="{BFB5211E-0315-894E-984B-6BA86FEA350C}">
+<ds:datastoreItem xmlns:ds="http://schemas.openxmlformats.org/officeDocument/2006/customXml" ds:itemID="{D9304739-FC39-F449-9CDB-84FE026192CE}">
   <ds:schemaRefs>
     <ds:schemaRef ds:uri="http://schemas.openxmlformats.org/officeDocument/2006/bibliography"/>
   </ds:schemaRefs>
